--- a/docs/QUAD_Executive_Pitch.docx
+++ b/docs/QUAD_Executive_Pitch.docx
@@ -67,7 +67,7 @@
           <w:color w:val="999999"/>
           <w:sz w:val="32"/>
         </w:rPr>
-        <w:t>The CUDA of Qualcomm</w:t>
+        <w:t>A Unified AI Computing Platform for Qualcomm SoCs</w:t>
       </w:r>
     </w:p>
     <w:p>
@@ -96,7 +96,7 @@
           <w:color w:val="666666"/>
           <w:sz w:val="22"/>
         </w:rPr>
-        <w:t>April 2026  |  Qualcomm Internal</w:t>
+        <w:t>May 2026  |  Qualcomm Internal</w:t>
       </w:r>
     </w:p>
     <w:p>
@@ -1172,7 +1172,7 @@
                 <w:color w:val="3253DC"/>
                 <w:sz w:val="44"/>
               </w:rPr>
-              <w:t>933</w:t>
+              <w:t>2002</w:t>
             </w:r>
           </w:p>
           <w:p>
@@ -1208,7 +1208,7 @@
                 <w:color w:val="3253DC"/>
                 <w:sz w:val="44"/>
               </w:rPr>
-              <w:t>15</w:t>
+              <w:t>120+</w:t>
             </w:r>
           </w:p>
           <w:p>
@@ -1222,7 +1222,7 @@
                 <w:color w:val="666666"/>
                 <w:sz w:val="18"/>
               </w:rPr>
-              <w:t>Modules</w:t>
+              <w:t>Python Modules</w:t>
             </w:r>
           </w:p>
         </w:tc>
@@ -1280,7 +1280,7 @@
                 <w:color w:val="3253DC"/>
                 <w:sz w:val="44"/>
               </w:rPr>
-              <w:t>15,000+</w:t>
+              <w:t>25,000+</w:t>
             </w:r>
           </w:p>
           <w:p>
@@ -1697,7 +1697,7 @@
           <w:color w:val="666666"/>
           <w:sz w:val="22"/>
         </w:rPr>
-        <w:t>All modules working in mock mode. Real SDK adapter ready — blocked only on SDK CLI documentation access.</w:t>
+        <w:t>All seven platform phases (A–G) complete in mock mode. Real SDK adapter ready — blocked only on SDK CLI documentation access.</w:t>
       </w:r>
     </w:p>
     <w:p>
@@ -3383,6 +3383,620 @@
           <w:color w:val="3253DC"/>
           <w:sz w:val="56"/>
         </w:rPr>
+        <w:t>8a. IoT Device Support</w:t>
+      </w:r>
+    </w:p>
+    <w:p>
+      <w:pPr>
+        <w:spacing w:before="240" w:after="240"/>
+        <w:jc w:val="left"/>
+      </w:pPr>
+      <w:r>
+        <w:rPr>
+          <w:rFonts w:ascii="Calibri" w:hAnsi="Calibri"/>
+          <w:b/>
+          <w:i w:val="0"/>
+          <w:color w:val="333333"/>
+          <w:sz w:val="26"/>
+        </w:rPr>
+        <w:t>Extending QUAD across the full Qualcomm IoT portfolio</w:t>
+      </w:r>
+    </w:p>
+    <w:p>
+      <w:pPr>
+        <w:spacing w:before="0" w:after="240"/>
+        <w:jc w:val="left"/>
+      </w:pPr>
+      <w:r>
+        <w:rPr>
+          <w:rFonts w:ascii="Calibri" w:hAnsi="Calibri"/>
+          <w:b w:val="0"/>
+          <w:i w:val="0"/>
+          <w:color w:val="333333"/>
+          <w:sz w:val="22"/>
+        </w:rPr>
+        <w:t>QUAD's adapter pattern is being extended to cover Qualcomm's IoT SoC family — from Linux-class gateways down to RTOS companion cores. The full dependency catalog (111 components across 14 categories) lives at docs/IOT_DEPENDENCIES.xlsx.</w:t>
+      </w:r>
+    </w:p>
+    <w:tbl>
+      <w:tblPr>
+        <w:tblW w:type="auto" w:w="0"/>
+        <w:jc w:val="center"/>
+        <w:tblLook w:firstColumn="1" w:firstRow="1" w:lastColumn="0" w:lastRow="0" w:noHBand="0" w:noVBand="1" w:val="04A0"/>
+        <w:tblBorders>
+          <w:top w:val="single" w:sz="4" w:space="0" w:color="DDDDDD"/>
+          <w:left w:val="single" w:sz="4" w:space="0" w:color="DDDDDD"/>
+          <w:bottom w:val="single" w:sz="4" w:space="0" w:color="DDDDDD"/>
+          <w:right w:val="single" w:sz="4" w:space="0" w:color="DDDDDD"/>
+          <w:insideH w:val="single" w:sz="4" w:space="0" w:color="DDDDDD"/>
+          <w:insideV w:val="single" w:sz="4" w:space="0" w:color="DDDDDD"/>
+        </w:tblBorders>
+      </w:tblPr>
+      <w:tblGrid>
+        <w:gridCol w:w="3135"/>
+        <w:gridCol w:w="3135"/>
+        <w:gridCol w:w="3135"/>
+      </w:tblGrid>
+      <w:tr>
+        <w:tc>
+          <w:tcPr>
+            <w:tcW w:type="dxa" w:w="1701"/>
+            <w:shd w:fill="3253DC"/>
+          </w:tcPr>
+          <w:p>
+            <w:pPr>
+              <w:jc w:val="center"/>
+            </w:pPr>
+            <w:r/>
+            <w:r>
+              <w:rPr>
+                <w:rFonts w:ascii="Calibri" w:hAnsi="Calibri"/>
+                <w:b/>
+                <w:color w:val="FFFFFF"/>
+                <w:sz w:val="20"/>
+              </w:rPr>
+              <w:t>Layer</w:t>
+            </w:r>
+          </w:p>
+        </w:tc>
+        <w:tc>
+          <w:tcPr>
+            <w:tcW w:type="dxa" w:w="2551"/>
+            <w:shd w:fill="3253DC"/>
+          </w:tcPr>
+          <w:p>
+            <w:pPr>
+              <w:jc w:val="center"/>
+            </w:pPr>
+            <w:r/>
+            <w:r>
+              <w:rPr>
+                <w:rFonts w:ascii="Calibri" w:hAnsi="Calibri"/>
+                <w:b/>
+                <w:color w:val="FFFFFF"/>
+                <w:sz w:val="20"/>
+              </w:rPr>
+              <w:t>Coverage</w:t>
+            </w:r>
+          </w:p>
+        </w:tc>
+        <w:tc>
+          <w:tcPr>
+            <w:tcW w:type="dxa" w:w="5102"/>
+            <w:shd w:fill="3253DC"/>
+          </w:tcPr>
+          <w:p>
+            <w:pPr>
+              <w:jc w:val="center"/>
+            </w:pPr>
+            <w:r/>
+            <w:r>
+              <w:rPr>
+                <w:rFonts w:ascii="Calibri" w:hAnsi="Calibri"/>
+                <w:b/>
+                <w:color w:val="FFFFFF"/>
+                <w:sz w:val="20"/>
+              </w:rPr>
+              <w:t>Examples</w:t>
+            </w:r>
+          </w:p>
+        </w:tc>
+      </w:tr>
+      <w:tr>
+        <w:tc>
+          <w:tcPr>
+            <w:tcW w:type="dxa" w:w="1701"/>
+            <w:shd w:fill="F5F7FA"/>
+          </w:tcPr>
+          <w:p>
+            <w:pPr>
+              <w:jc w:val="left"/>
+            </w:pPr>
+            <w:r/>
+            <w:r>
+              <w:rPr>
+                <w:rFonts w:ascii="Calibri" w:hAnsi="Calibri"/>
+                <w:b/>
+                <w:color w:val="3253DC"/>
+                <w:sz w:val="20"/>
+              </w:rPr>
+              <w:t>IoT SoCs</w:t>
+            </w:r>
+          </w:p>
+        </w:tc>
+        <w:tc>
+          <w:tcPr>
+            <w:tcW w:type="dxa" w:w="2551"/>
+            <w:shd w:fill="F5F7FA"/>
+          </w:tcPr>
+          <w:p>
+            <w:pPr>
+              <w:jc w:val="left"/>
+            </w:pPr>
+            <w:r/>
+            <w:r>
+              <w:rPr>
+                <w:rFonts w:ascii="Calibri" w:hAnsi="Calibri"/>
+                <w:b w:val="0"/>
+                <w:color w:val="333333"/>
+                <w:sz w:val="20"/>
+              </w:rPr>
+              <w:t>Reference + dev kits</w:t>
+            </w:r>
+          </w:p>
+        </w:tc>
+        <w:tc>
+          <w:tcPr>
+            <w:tcW w:type="dxa" w:w="5102"/>
+            <w:shd w:fill="F5F7FA"/>
+          </w:tcPr>
+          <w:p>
+            <w:pPr>
+              <w:jc w:val="left"/>
+            </w:pPr>
+            <w:r/>
+            <w:r>
+              <w:rPr>
+                <w:rFonts w:ascii="Calibri" w:hAnsi="Calibri"/>
+                <w:b w:val="0"/>
+                <w:color w:val="666666"/>
+                <w:sz w:val="20"/>
+              </w:rPr>
+              <w:t>QCS6490 (RB3 Gen 2), QCS8550, QCS8250 (RB5), QCS610</w:t>
+            </w:r>
+          </w:p>
+        </w:tc>
+      </w:tr>
+      <w:tr>
+        <w:tc>
+          <w:tcPr>
+            <w:tcW w:type="dxa" w:w="1701"/>
+          </w:tcPr>
+          <w:p>
+            <w:pPr>
+              <w:jc w:val="left"/>
+            </w:pPr>
+            <w:r/>
+            <w:r>
+              <w:rPr>
+                <w:rFonts w:ascii="Calibri" w:hAnsi="Calibri"/>
+                <w:b/>
+                <w:color w:val="3253DC"/>
+                <w:sz w:val="20"/>
+              </w:rPr>
+              <w:t>OS / Firmware</w:t>
+            </w:r>
+          </w:p>
+        </w:tc>
+        <w:tc>
+          <w:tcPr>
+            <w:tcW w:type="dxa" w:w="2551"/>
+          </w:tcPr>
+          <w:p>
+            <w:pPr>
+              <w:jc w:val="left"/>
+            </w:pPr>
+            <w:r/>
+            <w:r>
+              <w:rPr>
+                <w:rFonts w:ascii="Calibri" w:hAnsi="Calibri"/>
+                <w:b w:val="0"/>
+                <w:color w:val="333333"/>
+                <w:sz w:val="20"/>
+              </w:rPr>
+              <w:t>Linux + RTOS</w:t>
+            </w:r>
+          </w:p>
+        </w:tc>
+        <w:tc>
+          <w:tcPr>
+            <w:tcW w:type="dxa" w:w="5102"/>
+          </w:tcPr>
+          <w:p>
+            <w:pPr>
+              <w:jc w:val="left"/>
+            </w:pPr>
+            <w:r/>
+            <w:r>
+              <w:rPr>
+                <w:rFonts w:ascii="Calibri" w:hAnsi="Calibri"/>
+                <w:b w:val="0"/>
+                <w:color w:val="666666"/>
+                <w:sz w:val="20"/>
+              </w:rPr>
+              <w:t>Yocto meta-qcom, Qualcomm Linux, Zephyr, FreeRTOS, U-Boot, OP-TEE</w:t>
+            </w:r>
+          </w:p>
+        </w:tc>
+      </w:tr>
+      <w:tr>
+        <w:tc>
+          <w:tcPr>
+            <w:tcW w:type="dxa" w:w="1701"/>
+            <w:shd w:fill="F5F7FA"/>
+          </w:tcPr>
+          <w:p>
+            <w:pPr>
+              <w:jc w:val="left"/>
+            </w:pPr>
+            <w:r/>
+            <w:r>
+              <w:rPr>
+                <w:rFonts w:ascii="Calibri" w:hAnsi="Calibri"/>
+                <w:b/>
+                <w:color w:val="3253DC"/>
+                <w:sz w:val="20"/>
+              </w:rPr>
+              <w:t>Connectivity</w:t>
+            </w:r>
+          </w:p>
+        </w:tc>
+        <w:tc>
+          <w:tcPr>
+            <w:tcW w:type="dxa" w:w="2551"/>
+            <w:shd w:fill="F5F7FA"/>
+          </w:tcPr>
+          <w:p>
+            <w:pPr>
+              <w:jc w:val="left"/>
+            </w:pPr>
+            <w:r/>
+            <w:r>
+              <w:rPr>
+                <w:rFonts w:ascii="Calibri" w:hAnsi="Calibri"/>
+                <w:b w:val="0"/>
+                <w:color w:val="333333"/>
+                <w:sz w:val="20"/>
+              </w:rPr>
+              <w:t>Wireless + cellular</w:t>
+            </w:r>
+          </w:p>
+        </w:tc>
+        <w:tc>
+          <w:tcPr>
+            <w:tcW w:type="dxa" w:w="5102"/>
+            <w:shd w:fill="F5F7FA"/>
+          </w:tcPr>
+          <w:p>
+            <w:pPr>
+              <w:jc w:val="left"/>
+            </w:pPr>
+            <w:r/>
+            <w:r>
+              <w:rPr>
+                <w:rFonts w:ascii="Calibri" w:hAnsi="Calibri"/>
+                <w:b w:val="0"/>
+                <w:color w:val="666666"/>
+                <w:sz w:val="20"/>
+              </w:rPr>
+              <w:t>BlueZ, OpenThread, Matter 1.4, hostapd, ModemManager (NB-IoT, LTE-M, 5G via X75)</w:t>
+            </w:r>
+          </w:p>
+        </w:tc>
+      </w:tr>
+      <w:tr>
+        <w:tc>
+          <w:tcPr>
+            <w:tcW w:type="dxa" w:w="1701"/>
+          </w:tcPr>
+          <w:p>
+            <w:pPr>
+              <w:jc w:val="left"/>
+            </w:pPr>
+            <w:r/>
+            <w:r>
+              <w:rPr>
+                <w:rFonts w:ascii="Calibri" w:hAnsi="Calibri"/>
+                <w:b/>
+                <w:color w:val="3253DC"/>
+                <w:sz w:val="20"/>
+              </w:rPr>
+              <w:t>IoT Protocols</w:t>
+            </w:r>
+          </w:p>
+        </w:tc>
+        <w:tc>
+          <w:tcPr>
+            <w:tcW w:type="dxa" w:w="2551"/>
+          </w:tcPr>
+          <w:p>
+            <w:pPr>
+              <w:jc w:val="left"/>
+            </w:pPr>
+            <w:r/>
+            <w:r>
+              <w:rPr>
+                <w:rFonts w:ascii="Calibri" w:hAnsi="Calibri"/>
+                <w:b w:val="0"/>
+                <w:color w:val="333333"/>
+                <w:sz w:val="20"/>
+              </w:rPr>
+              <w:t>App-layer</w:t>
+            </w:r>
+          </w:p>
+        </w:tc>
+        <w:tc>
+          <w:tcPr>
+            <w:tcW w:type="dxa" w:w="5102"/>
+          </w:tcPr>
+          <w:p>
+            <w:pPr>
+              <w:jc w:val="left"/>
+            </w:pPr>
+            <w:r/>
+            <w:r>
+              <w:rPr>
+                <w:rFonts w:ascii="Calibri" w:hAnsi="Calibri"/>
+                <w:b w:val="0"/>
+                <w:color w:val="666666"/>
+                <w:sz w:val="20"/>
+              </w:rPr>
+              <w:t>MQTT (Mosquitto/paho), CoAP (libcoap/aiocoap), LwM2M (Anjay), OPC-UA</w:t>
+            </w:r>
+          </w:p>
+        </w:tc>
+      </w:tr>
+      <w:tr>
+        <w:tc>
+          <w:tcPr>
+            <w:tcW w:type="dxa" w:w="1701"/>
+            <w:shd w:fill="F5F7FA"/>
+          </w:tcPr>
+          <w:p>
+            <w:pPr>
+              <w:jc w:val="left"/>
+            </w:pPr>
+            <w:r/>
+            <w:r>
+              <w:rPr>
+                <w:rFonts w:ascii="Calibri" w:hAnsi="Calibri"/>
+                <w:b/>
+                <w:color w:val="3253DC"/>
+                <w:sz w:val="20"/>
+              </w:rPr>
+              <w:t>Cloud + OTA</w:t>
+            </w:r>
+          </w:p>
+        </w:tc>
+        <w:tc>
+          <w:tcPr>
+            <w:tcW w:type="dxa" w:w="2551"/>
+            <w:shd w:fill="F5F7FA"/>
+          </w:tcPr>
+          <w:p>
+            <w:pPr>
+              <w:jc w:val="left"/>
+            </w:pPr>
+            <w:r/>
+            <w:r>
+              <w:rPr>
+                <w:rFonts w:ascii="Calibri" w:hAnsi="Calibri"/>
+                <w:b w:val="0"/>
+                <w:color w:val="333333"/>
+                <w:sz w:val="20"/>
+              </w:rPr>
+              <w:t>Vendor SDKs</w:t>
+            </w:r>
+          </w:p>
+        </w:tc>
+        <w:tc>
+          <w:tcPr>
+            <w:tcW w:type="dxa" w:w="5102"/>
+            <w:shd w:fill="F5F7FA"/>
+          </w:tcPr>
+          <w:p>
+            <w:pPr>
+              <w:jc w:val="left"/>
+            </w:pPr>
+            <w:r/>
+            <w:r>
+              <w:rPr>
+                <w:rFonts w:ascii="Calibri" w:hAnsi="Calibri"/>
+                <w:b w:val="0"/>
+                <w:color w:val="666666"/>
+                <w:sz w:val="20"/>
+              </w:rPr>
+              <w:t>AWS IoT v2, Azure IoT, Greengrass, IoT Edge, Mender, RAUC, SWUpdate</w:t>
+            </w:r>
+          </w:p>
+        </w:tc>
+      </w:tr>
+      <w:tr>
+        <w:tc>
+          <w:tcPr>
+            <w:tcW w:type="dxa" w:w="1701"/>
+          </w:tcPr>
+          <w:p>
+            <w:pPr>
+              <w:jc w:val="left"/>
+            </w:pPr>
+            <w:r/>
+            <w:r>
+              <w:rPr>
+                <w:rFonts w:ascii="Calibri" w:hAnsi="Calibri"/>
+                <w:b/>
+                <w:color w:val="3253DC"/>
+                <w:sz w:val="20"/>
+              </w:rPr>
+              <w:t>Security</w:t>
+            </w:r>
+          </w:p>
+        </w:tc>
+        <w:tc>
+          <w:tcPr>
+            <w:tcW w:type="dxa" w:w="2551"/>
+          </w:tcPr>
+          <w:p>
+            <w:pPr>
+              <w:jc w:val="left"/>
+            </w:pPr>
+            <w:r/>
+            <w:r>
+              <w:rPr>
+                <w:rFonts w:ascii="Calibri" w:hAnsi="Calibri"/>
+                <w:b w:val="0"/>
+                <w:color w:val="333333"/>
+                <w:sz w:val="20"/>
+              </w:rPr>
+              <w:t>Hardware + software</w:t>
+            </w:r>
+          </w:p>
+        </w:tc>
+        <w:tc>
+          <w:tcPr>
+            <w:tcW w:type="dxa" w:w="5102"/>
+          </w:tcPr>
+          <w:p>
+            <w:pPr>
+              <w:jc w:val="left"/>
+            </w:pPr>
+            <w:r/>
+            <w:r>
+              <w:rPr>
+                <w:rFonts w:ascii="Calibri" w:hAnsi="Calibri"/>
+                <w:b w:val="0"/>
+                <w:color w:val="666666"/>
+                <w:sz w:val="20"/>
+              </w:rPr>
+              <w:t>QTEE / SPU, OP-TEE, mbedTLS, TF-M, PKCS#11, Matter Attestation</w:t>
+            </w:r>
+          </w:p>
+        </w:tc>
+      </w:tr>
+      <w:tr>
+        <w:tc>
+          <w:tcPr>
+            <w:tcW w:type="dxa" w:w="1701"/>
+            <w:shd w:fill="F5F7FA"/>
+          </w:tcPr>
+          <w:p>
+            <w:pPr>
+              <w:jc w:val="left"/>
+            </w:pPr>
+            <w:r/>
+            <w:r>
+              <w:rPr>
+                <w:rFonts w:ascii="Calibri" w:hAnsi="Calibri"/>
+                <w:b/>
+                <w:color w:val="3253DC"/>
+                <w:sz w:val="20"/>
+              </w:rPr>
+              <w:t>Edge AI</w:t>
+            </w:r>
+          </w:p>
+        </w:tc>
+        <w:tc>
+          <w:tcPr>
+            <w:tcW w:type="dxa" w:w="2551"/>
+            <w:shd w:fill="F5F7FA"/>
+          </w:tcPr>
+          <w:p>
+            <w:pPr>
+              <w:jc w:val="left"/>
+            </w:pPr>
+            <w:r/>
+            <w:r>
+              <w:rPr>
+                <w:rFonts w:ascii="Calibri" w:hAnsi="Calibri"/>
+                <w:b w:val="0"/>
+                <w:color w:val="333333"/>
+                <w:sz w:val="20"/>
+              </w:rPr>
+              <w:t>Existing QUAD stack</w:t>
+            </w:r>
+          </w:p>
+        </w:tc>
+        <w:tc>
+          <w:tcPr>
+            <w:tcW w:type="dxa" w:w="5102"/>
+            <w:shd w:fill="F5F7FA"/>
+          </w:tcPr>
+          <w:p>
+            <w:pPr>
+              <w:jc w:val="left"/>
+            </w:pPr>
+            <w:r/>
+            <w:r>
+              <w:rPr>
+                <w:rFonts w:ascii="Calibri" w:hAnsi="Calibri"/>
+                <w:b w:val="0"/>
+                <w:color w:val="666666"/>
+                <w:sz w:val="20"/>
+              </w:rPr>
+              <w:t>QNN/QAIRT 2.x, SNPE 2.x, Hexagon SDK 5, AIMET, AI Hub</w:t>
+            </w:r>
+          </w:p>
+        </w:tc>
+      </w:tr>
+    </w:tbl>
+    <w:p>
+      <w:pPr>
+        <w:spacing w:before="0" w:after="360"/>
+        <w:jc w:val="left"/>
+      </w:pPr>
+      <w:r>
+        <w:rPr>
+          <w:rFonts w:ascii="Calibri" w:hAnsi="Calibri"/>
+          <w:b w:val="0"/>
+          <w:i w:val="0"/>
+          <w:color w:val="333333"/>
+          <w:sz w:val="22"/>
+        </w:rPr>
+      </w:r>
+    </w:p>
+    <w:p>
+      <w:pPr>
+        <w:spacing w:before="0" w:after="240"/>
+        <w:jc w:val="center"/>
+      </w:pPr>
+      <w:r>
+        <w:rPr>
+          <w:rFonts w:ascii="Calibri" w:hAnsi="Calibri"/>
+          <w:b w:val="0"/>
+          <w:i/>
+          <w:color w:val="3253DC"/>
+          <w:sz w:val="22"/>
+        </w:rPr>
+        <w:t>Same Python adapter, same MCP tools, same natural-language UX — extended from AI PC / Mobile to the full Qualcomm IoT SoC line.</w:t>
+      </w:r>
+    </w:p>
+    <w:p>
+      <w:r>
+        <w:br w:type="page"/>
+      </w:r>
+    </w:p>
+    <w:p>
+      <w:pPr>
+        <w:pStyle w:val="Heading1"/>
+        <w:spacing w:after="480"/>
+      </w:pPr>
+      <w:r>
+        <w:rPr>
+          <w:rFonts w:ascii="Calibri Light" w:hAnsi="Calibri Light"/>
+          <w:b/>
+          <w:color w:val="3253DC"/>
+          <w:sz w:val="56"/>
+        </w:rPr>
         <w:t>8. What We Need</w:t>
       </w:r>
     </w:p>
@@ -3505,7 +4119,7 @@
                 <w:color w:val="3253DC"/>
                 <w:sz w:val="24"/>
               </w:rPr>
-              <w:t>2. Hardware: 3 Target Devices</w:t>
+              <w:t>2. Hardware: 4 Target Device Classes</w:t>
             </w:r>
           </w:p>
           <w:p>
@@ -3518,7 +4132,7 @@
                 <w:color w:val="666666"/>
                 <w:sz w:val="22"/>
               </w:rPr>
-              <w:t>Snapdragon X Elite (AI PC), Arduino UNO Q (IoT), and Snapdragon 8 Elite (Mobile). These cover all three target segments.</w:t>
+              <w:t>Snapdragon X Elite (AI PC), Snapdragon 8 Elite (Mobile), Arduino UNO Q (entry IoT), and a Qualcomm IoT SoC kit (RB3 Gen 2 / RB5 / QCS6490 / QCS8550). These cover all four go-to-market segments. Full IoT dependency catalog: docs/IOT_DEPENDENCIES.xlsx.</w:t>
             </w:r>
           </w:p>
         </w:tc>
@@ -3836,7 +4450,7 @@
           <w:color w:val="999999"/>
           <w:sz w:val="20"/>
         </w:rPr>
-        <w:t>QUAD  |  Qualcomm Internal  |  April 2026</w:t>
+        <w:t>QUAD  |  Qualcomm Internal  |  May 2026</w:t>
       </w:r>
     </w:p>
     <w:sectPr>

--- a/docs/QUAD_Executive_Pitch.docx
+++ b/docs/QUAD_Executive_Pitch.docx
@@ -1697,7 +1697,7 @@
           <w:color w:val="666666"/>
           <w:sz w:val="22"/>
         </w:rPr>
-        <w:t>All seven platform phases (A–G) complete in mock mode. Real SDK adapter ready — blocked only on SDK CLI documentation access.</w:t>
+        <w:t>All seven platform phases (A–G) complete in mock mode. Real SDK adapter wired end-to-end — snpe-net-run + snpe-diagview parsers, RSS sampling, host-power model, and optional QPM3 + Snapdragon Profiler integration auto-detect and flip measurement_notes from estimated to measured the moment the tools land.</w:t>
       </w:r>
     </w:p>
     <w:p>
@@ -3997,6 +3997,604 @@
           <w:color w:val="3253DC"/>
           <w:sz w:val="56"/>
         </w:rPr>
+        <w:t>8b. Measurement Fidelity</w:t>
+      </w:r>
+    </w:p>
+    <w:p>
+      <w:pPr>
+        <w:spacing w:before="0" w:after="240"/>
+        <w:jc w:val="left"/>
+      </w:pPr>
+      <w:r>
+        <w:rPr>
+          <w:rFonts w:ascii="Calibri" w:hAnsi="Calibri"/>
+          <w:b w:val="0"/>
+          <w:i w:val="0"/>
+          <w:color w:val="333333"/>
+          <w:sz w:val="22"/>
+        </w:rPr>
+        <w:t>Every metric QUAD returns is provenance-tagged. You always know whether the number is measured (from real hardware via QPM3 / snpe-diagview / psutil) or estimated (from a host thermal model). No fictional defaults — the previous 2000 mW placeholder is gone.</w:t>
+      </w:r>
+    </w:p>
+    <w:tbl>
+      <w:tblPr>
+        <w:tblW w:type="auto" w:w="0"/>
+        <w:jc w:val="center"/>
+        <w:tblLook w:firstColumn="1" w:firstRow="1" w:lastColumn="0" w:lastRow="0" w:noHBand="0" w:noVBand="1" w:val="04A0"/>
+        <w:tblBorders>
+          <w:top w:val="single" w:sz="4" w:space="0" w:color="DDDDDD"/>
+          <w:left w:val="single" w:sz="4" w:space="0" w:color="DDDDDD"/>
+          <w:bottom w:val="single" w:sz="4" w:space="0" w:color="DDDDDD"/>
+          <w:right w:val="single" w:sz="4" w:space="0" w:color="DDDDDD"/>
+          <w:insideH w:val="single" w:sz="4" w:space="0" w:color="DDDDDD"/>
+          <w:insideV w:val="single" w:sz="4" w:space="0" w:color="DDDDDD"/>
+        </w:tblBorders>
+      </w:tblPr>
+      <w:tblGrid>
+        <w:gridCol w:w="3135"/>
+        <w:gridCol w:w="3135"/>
+        <w:gridCol w:w="3135"/>
+      </w:tblGrid>
+      <w:tr>
+        <w:tc>
+          <w:tcPr>
+            <w:tcW w:type="dxa" w:w="1984"/>
+            <w:shd w:fill="3253DC"/>
+          </w:tcPr>
+          <w:p>
+            <w:pPr>
+              <w:jc w:val="center"/>
+            </w:pPr>
+            <w:r/>
+            <w:r>
+              <w:rPr>
+                <w:rFonts w:ascii="Calibri" w:hAnsi="Calibri"/>
+                <w:b/>
+                <w:color w:val="FFFFFF"/>
+                <w:sz w:val="20"/>
+              </w:rPr>
+              <w:t>Metric</w:t>
+            </w:r>
+          </w:p>
+        </w:tc>
+        <w:tc>
+          <w:tcPr>
+            <w:tcW w:type="dxa" w:w="3685"/>
+            <w:shd w:fill="3253DC"/>
+          </w:tcPr>
+          <w:p>
+            <w:pPr>
+              <w:jc w:val="center"/>
+            </w:pPr>
+            <w:r/>
+            <w:r>
+              <w:rPr>
+                <w:rFonts w:ascii="Calibri" w:hAnsi="Calibri"/>
+                <w:b/>
+                <w:color w:val="FFFFFF"/>
+                <w:sz w:val="20"/>
+              </w:rPr>
+              <w:t>Measured source</w:t>
+            </w:r>
+          </w:p>
+        </w:tc>
+        <w:tc>
+          <w:tcPr>
+            <w:tcW w:type="dxa" w:w="3402"/>
+            <w:shd w:fill="3253DC"/>
+          </w:tcPr>
+          <w:p>
+            <w:pPr>
+              <w:jc w:val="center"/>
+            </w:pPr>
+            <w:r/>
+            <w:r>
+              <w:rPr>
+                <w:rFonts w:ascii="Calibri" w:hAnsi="Calibri"/>
+                <w:b/>
+                <w:color w:val="FFFFFF"/>
+                <w:sz w:val="20"/>
+              </w:rPr>
+              <w:t>Fallback</w:t>
+            </w:r>
+          </w:p>
+        </w:tc>
+      </w:tr>
+      <w:tr>
+        <w:tc>
+          <w:tcPr>
+            <w:tcW w:type="dxa" w:w="1984"/>
+            <w:shd w:fill="F5F7FA"/>
+          </w:tcPr>
+          <w:p>
+            <w:pPr>
+              <w:jc w:val="left"/>
+            </w:pPr>
+            <w:r/>
+            <w:r>
+              <w:rPr>
+                <w:rFonts w:ascii="Calibri" w:hAnsi="Calibri"/>
+                <w:b/>
+                <w:color w:val="333333"/>
+                <w:sz w:val="20"/>
+              </w:rPr>
+              <w:t>Latency</w:t>
+            </w:r>
+          </w:p>
+        </w:tc>
+        <w:tc>
+          <w:tcPr>
+            <w:tcW w:type="dxa" w:w="3685"/>
+            <w:shd w:fill="F5F7FA"/>
+          </w:tcPr>
+          <w:p>
+            <w:pPr>
+              <w:jc w:val="left"/>
+            </w:pPr>
+            <w:r/>
+            <w:r>
+              <w:rPr>
+                <w:rFonts w:ascii="Calibri" w:hAnsi="Calibri"/>
+                <w:b w:val="0"/>
+                <w:color w:val="3253DC"/>
+                <w:sz w:val="20"/>
+              </w:rPr>
+              <w:t>snpe-diagview CSV (Total Inference Time)</w:t>
+            </w:r>
+          </w:p>
+        </w:tc>
+        <w:tc>
+          <w:tcPr>
+            <w:tcW w:type="dxa" w:w="3402"/>
+            <w:shd w:fill="F5F7FA"/>
+          </w:tcPr>
+          <w:p>
+            <w:pPr>
+              <w:jc w:val="left"/>
+            </w:pPr>
+            <w:r/>
+            <w:r>
+              <w:rPr>
+                <w:rFonts w:ascii="Calibri" w:hAnsi="Calibri"/>
+                <w:b w:val="0"/>
+                <w:color w:val="666666"/>
+                <w:sz w:val="20"/>
+              </w:rPr>
+              <w:t>snpe-net-run stdout parsers</w:t>
+            </w:r>
+          </w:p>
+        </w:tc>
+      </w:tr>
+      <w:tr>
+        <w:tc>
+          <w:tcPr>
+            <w:tcW w:type="dxa" w:w="1984"/>
+          </w:tcPr>
+          <w:p>
+            <w:pPr>
+              <w:jc w:val="left"/>
+            </w:pPr>
+            <w:r/>
+            <w:r>
+              <w:rPr>
+                <w:rFonts w:ascii="Calibri" w:hAnsi="Calibri"/>
+                <w:b/>
+                <w:color w:val="333333"/>
+                <w:sz w:val="20"/>
+              </w:rPr>
+              <w:t>Per-layer</w:t>
+            </w:r>
+          </w:p>
+        </w:tc>
+        <w:tc>
+          <w:tcPr>
+            <w:tcW w:type="dxa" w:w="3685"/>
+          </w:tcPr>
+          <w:p>
+            <w:pPr>
+              <w:jc w:val="left"/>
+            </w:pPr>
+            <w:r/>
+            <w:r>
+              <w:rPr>
+                <w:rFonts w:ascii="Calibri" w:hAnsi="Calibri"/>
+                <w:b w:val="0"/>
+                <w:color w:val="3253DC"/>
+                <w:sz w:val="20"/>
+              </w:rPr>
+              <w:t>snpe-diagview CSV (Model Layer Times)</w:t>
+            </w:r>
+          </w:p>
+        </w:tc>
+        <w:tc>
+          <w:tcPr>
+            <w:tcW w:type="dxa" w:w="3402"/>
+          </w:tcPr>
+          <w:p>
+            <w:pPr>
+              <w:jc w:val="left"/>
+            </w:pPr>
+            <w:r/>
+            <w:r>
+              <w:rPr>
+                <w:rFonts w:ascii="Calibri" w:hAnsi="Calibri"/>
+                <w:b w:val="0"/>
+                <w:color w:val="666666"/>
+                <w:sz w:val="20"/>
+              </w:rPr>
+              <w:t>synthetic composite (1 row, tagged)</w:t>
+            </w:r>
+          </w:p>
+        </w:tc>
+      </w:tr>
+      <w:tr>
+        <w:tc>
+          <w:tcPr>
+            <w:tcW w:type="dxa" w:w="1984"/>
+            <w:shd w:fill="F5F7FA"/>
+          </w:tcPr>
+          <w:p>
+            <w:pPr>
+              <w:jc w:val="left"/>
+            </w:pPr>
+            <w:r/>
+            <w:r>
+              <w:rPr>
+                <w:rFonts w:ascii="Calibri" w:hAnsi="Calibri"/>
+                <w:b/>
+                <w:color w:val="333333"/>
+                <w:sz w:val="20"/>
+              </w:rPr>
+              <w:t>Memory RSS</w:t>
+            </w:r>
+          </w:p>
+        </w:tc>
+        <w:tc>
+          <w:tcPr>
+            <w:tcW w:type="dxa" w:w="3685"/>
+            <w:shd w:fill="F5F7FA"/>
+          </w:tcPr>
+          <w:p>
+            <w:pPr>
+              <w:jc w:val="left"/>
+            </w:pPr>
+            <w:r/>
+            <w:r>
+              <w:rPr>
+                <w:rFonts w:ascii="Calibri" w:hAnsi="Calibri"/>
+                <w:b w:val="0"/>
+                <w:color w:val="3253DC"/>
+                <w:sz w:val="20"/>
+              </w:rPr>
+              <w:t>psutil sampler (100 ms polling)</w:t>
+            </w:r>
+          </w:p>
+        </w:tc>
+        <w:tc>
+          <w:tcPr>
+            <w:tcW w:type="dxa" w:w="3402"/>
+            <w:shd w:fill="F5F7FA"/>
+          </w:tcPr>
+          <w:p>
+            <w:pPr>
+              <w:jc w:val="left"/>
+            </w:pPr>
+            <w:r/>
+            <w:r>
+              <w:rPr>
+                <w:rFonts w:ascii="Calibri" w:hAnsi="Calibri"/>
+                <w:b w:val="0"/>
+                <w:color w:val="666666"/>
+                <w:sz w:val="20"/>
+              </w:rPr>
+              <w:t>not_measured (tagged honestly)</w:t>
+            </w:r>
+          </w:p>
+        </w:tc>
+      </w:tr>
+      <w:tr>
+        <w:tc>
+          <w:tcPr>
+            <w:tcW w:type="dxa" w:w="1984"/>
+          </w:tcPr>
+          <w:p>
+            <w:pPr>
+              <w:jc w:val="left"/>
+            </w:pPr>
+            <w:r/>
+            <w:r>
+              <w:rPr>
+                <w:rFonts w:ascii="Calibri" w:hAnsi="Calibri"/>
+                <w:b/>
+                <w:color w:val="333333"/>
+                <w:sz w:val="20"/>
+              </w:rPr>
+              <w:t>Power</w:t>
+            </w:r>
+          </w:p>
+        </w:tc>
+        <w:tc>
+          <w:tcPr>
+            <w:tcW w:type="dxa" w:w="3685"/>
+          </w:tcPr>
+          <w:p>
+            <w:pPr>
+              <w:jc w:val="left"/>
+            </w:pPr>
+            <w:r/>
+            <w:r>
+              <w:rPr>
+                <w:rFonts w:ascii="Calibri" w:hAnsi="Calibri"/>
+                <w:b w:val="0"/>
+                <w:color w:val="3253DC"/>
+                <w:sz w:val="20"/>
+              </w:rPr>
+              <w:t>QPM3 (per-frame PMIC readings)</w:t>
+            </w:r>
+          </w:p>
+        </w:tc>
+        <w:tc>
+          <w:tcPr>
+            <w:tcW w:type="dxa" w:w="3402"/>
+          </w:tcPr>
+          <w:p>
+            <w:pPr>
+              <w:jc w:val="left"/>
+            </w:pPr>
+            <w:r/>
+            <w:r>
+              <w:rPr>
+                <w:rFonts w:ascii="Calibri" w:hAnsi="Calibri"/>
+                <w:b w:val="0"/>
+                <w:color w:val="666666"/>
+                <w:sz w:val="20"/>
+              </w:rPr>
+              <w:t>host_thermal_model (CPU/NPU% × TDP)</w:t>
+            </w:r>
+          </w:p>
+        </w:tc>
+      </w:tr>
+      <w:tr>
+        <w:tc>
+          <w:tcPr>
+            <w:tcW w:type="dxa" w:w="1984"/>
+            <w:shd w:fill="F5F7FA"/>
+          </w:tcPr>
+          <w:p>
+            <w:pPr>
+              <w:jc w:val="left"/>
+            </w:pPr>
+            <w:r/>
+            <w:r>
+              <w:rPr>
+                <w:rFonts w:ascii="Calibri" w:hAnsi="Calibri"/>
+                <w:b/>
+                <w:color w:val="333333"/>
+                <w:sz w:val="20"/>
+              </w:rPr>
+              <w:t>NPU utilization</w:t>
+            </w:r>
+          </w:p>
+        </w:tc>
+        <w:tc>
+          <w:tcPr>
+            <w:tcW w:type="dxa" w:w="3685"/>
+            <w:shd w:fill="F5F7FA"/>
+          </w:tcPr>
+          <w:p>
+            <w:pPr>
+              <w:jc w:val="left"/>
+            </w:pPr>
+            <w:r/>
+            <w:r>
+              <w:rPr>
+                <w:rFonts w:ascii="Calibri" w:hAnsi="Calibri"/>
+                <w:b w:val="0"/>
+                <w:color w:val="3253DC"/>
+                <w:sz w:val="20"/>
+              </w:rPr>
+              <w:t>Arithmetic: cycles / wall_time / clock</w:t>
+            </w:r>
+          </w:p>
+        </w:tc>
+        <w:tc>
+          <w:tcPr>
+            <w:tcW w:type="dxa" w:w="3402"/>
+            <w:shd w:fill="F5F7FA"/>
+          </w:tcPr>
+          <w:p>
+            <w:pPr>
+              <w:jc w:val="left"/>
+            </w:pPr>
+            <w:r/>
+            <w:r>
+              <w:rPr>
+                <w:rFonts w:ascii="Calibri" w:hAnsi="Calibri"/>
+                <w:b w:val="0"/>
+                <w:color w:val="666666"/>
+                <w:sz w:val="20"/>
+              </w:rPr>
+              <w:t>0.0 (tagged not_measured)</w:t>
+            </w:r>
+          </w:p>
+        </w:tc>
+      </w:tr>
+      <w:tr>
+        <w:tc>
+          <w:tcPr>
+            <w:tcW w:type="dxa" w:w="1984"/>
+          </w:tcPr>
+          <w:p>
+            <w:pPr>
+              <w:jc w:val="left"/>
+            </w:pPr>
+            <w:r/>
+            <w:r>
+              <w:rPr>
+                <w:rFonts w:ascii="Calibri" w:hAnsi="Calibri"/>
+                <w:b/>
+                <w:color w:val="333333"/>
+                <w:sz w:val="20"/>
+              </w:rPr>
+              <w:t>GPU utilization</w:t>
+            </w:r>
+          </w:p>
+        </w:tc>
+        <w:tc>
+          <w:tcPr>
+            <w:tcW w:type="dxa" w:w="3685"/>
+          </w:tcPr>
+          <w:p>
+            <w:pPr>
+              <w:jc w:val="left"/>
+            </w:pPr>
+            <w:r/>
+            <w:r>
+              <w:rPr>
+                <w:rFonts w:ascii="Calibri" w:hAnsi="Calibri"/>
+                <w:b w:val="0"/>
+                <w:color w:val="3253DC"/>
+                <w:sz w:val="20"/>
+              </w:rPr>
+              <w:t>Snapdragon Profiler chrometrace</w:t>
+            </w:r>
+          </w:p>
+        </w:tc>
+        <w:tc>
+          <w:tcPr>
+            <w:tcW w:type="dxa" w:w="3402"/>
+          </w:tcPr>
+          <w:p>
+            <w:pPr>
+              <w:jc w:val="left"/>
+            </w:pPr>
+            <w:r/>
+            <w:r>
+              <w:rPr>
+                <w:rFonts w:ascii="Calibri" w:hAnsi="Calibri"/>
+                <w:b w:val="0"/>
+                <w:color w:val="666666"/>
+                <w:sz w:val="20"/>
+              </w:rPr>
+              <w:t>0.0 (tagged not_measured)</w:t>
+            </w:r>
+          </w:p>
+        </w:tc>
+      </w:tr>
+      <w:tr>
+        <w:tc>
+          <w:tcPr>
+            <w:tcW w:type="dxa" w:w="1984"/>
+            <w:shd w:fill="F5F7FA"/>
+          </w:tcPr>
+          <w:p>
+            <w:pPr>
+              <w:jc w:val="left"/>
+            </w:pPr>
+            <w:r/>
+            <w:r>
+              <w:rPr>
+                <w:rFonts w:ascii="Calibri" w:hAnsi="Calibri"/>
+                <w:b/>
+                <w:color w:val="333333"/>
+                <w:sz w:val="20"/>
+              </w:rPr>
+              <w:t>CPU utilization</w:t>
+            </w:r>
+          </w:p>
+        </w:tc>
+        <w:tc>
+          <w:tcPr>
+            <w:tcW w:type="dxa" w:w="3685"/>
+            <w:shd w:fill="F5F7FA"/>
+          </w:tcPr>
+          <w:p>
+            <w:pPr>
+              <w:jc w:val="left"/>
+            </w:pPr>
+            <w:r/>
+            <w:r>
+              <w:rPr>
+                <w:rFonts w:ascii="Calibri" w:hAnsi="Calibri"/>
+                <w:b w:val="0"/>
+                <w:color w:val="3253DC"/>
+                <w:sz w:val="20"/>
+              </w:rPr>
+              <w:t>psutil.cpu_percent</w:t>
+            </w:r>
+          </w:p>
+        </w:tc>
+        <w:tc>
+          <w:tcPr>
+            <w:tcW w:type="dxa" w:w="3402"/>
+            <w:shd w:fill="F5F7FA"/>
+          </w:tcPr>
+          <w:p>
+            <w:pPr>
+              <w:jc w:val="left"/>
+            </w:pPr>
+            <w:r/>
+            <w:r>
+              <w:rPr>
+                <w:rFonts w:ascii="Calibri" w:hAnsi="Calibri"/>
+                <w:b w:val="0"/>
+                <w:color w:val="666666"/>
+                <w:sz w:val="20"/>
+              </w:rPr>
+              <w:t>Always available</w:t>
+            </w:r>
+          </w:p>
+        </w:tc>
+      </w:tr>
+    </w:tbl>
+    <w:p>
+      <w:pPr>
+        <w:spacing w:before="0" w:after="360"/>
+        <w:jc w:val="left"/>
+      </w:pPr>
+      <w:r>
+        <w:rPr>
+          <w:rFonts w:ascii="Calibri" w:hAnsi="Calibri"/>
+          <w:b w:val="0"/>
+          <w:i w:val="0"/>
+          <w:color w:val="333333"/>
+          <w:sz w:val="22"/>
+        </w:rPr>
+      </w:r>
+    </w:p>
+    <w:p>
+      <w:pPr>
+        <w:spacing w:before="0" w:after="240"/>
+        <w:jc w:val="center"/>
+      </w:pPr>
+      <w:r>
+        <w:rPr>
+          <w:rFonts w:ascii="Calibri" w:hAnsi="Calibri"/>
+          <w:b w:val="0"/>
+          <w:i/>
+          <w:color w:val="666666"/>
+          <w:sz w:val="22"/>
+        </w:rPr>
+        <w:t>QPM3 and Snapdragon Profiler are gated downloads from qualcomm.com. QUAD auto-detects both on PATH or via QPM3_HOME / SNAPDRAGON_PROFILER_HOME; absent them the host-model + psutil path keeps the metric flow honest.</w:t>
+      </w:r>
+    </w:p>
+    <w:p>
+      <w:r>
+        <w:br w:type="page"/>
+      </w:r>
+    </w:p>
+    <w:p>
+      <w:pPr>
+        <w:pStyle w:val="Heading1"/>
+        <w:spacing w:after="480"/>
+      </w:pPr>
+      <w:r>
+        <w:rPr>
+          <w:rFonts w:ascii="Calibri Light" w:hAnsi="Calibri Light"/>
+          <w:b/>
+          <w:color w:val="3253DC"/>
+          <w:sz w:val="56"/>
+        </w:rPr>
         <w:t>8. What We Need</w:t>
       </w:r>
     </w:p>
